--- a/lab4/scenariusz3.docx
+++ b/lab4/scenariusz3.docx
@@ -10,10 +10,13 @@
         <w:t xml:space="preserve">3. </w:t>
       </w:r>
       <w:r>
-        <w:t>Overleaf</w:t>
+        <w:t>draw.io</w:t>
       </w:r>
     </w:p>
     <w:p>
+      <w:pPr>
+        <w:spacing w:line="240" w:lineRule="auto"/>
+      </w:pPr>
       <w:r>
         <w:rPr>
           <w:b/>
@@ -22,55 +25,255 @@
         <w:t>Cel sesji:</w:t>
       </w:r>
       <w:r>
-        <w:t xml:space="preserve"> Chcemy sprawdzić, jak łatwo nowemu użytkownikowi przychodzi nawigacja po interfejsie przeglądarkowego edytora dokumentów naukowych. Pamiętaj, aby podczas wykonywania zadań "myśleć na głos" </w:t>
-      </w:r>
-      <w:r>
-        <w:t>-</w:t>
-      </w:r>
-      <w:r>
-        <w:t xml:space="preserve"> mów, czego szukasz na ekranie i jakich efektów się spodziewasz.</w:t>
+        <w:t xml:space="preserve"> Badamy, jak szybko użytkownik odnajduje się w rozbudowanym interfejsie graficznym i logice łączenia elementów. Przed Tobą znajduje się już otwarty, czysty obszar roboczy. Pamiętaj o „myśleniu na głos” – komentuj swoje oczekiwania i wątpliwości podczas wykonywania zadań.</w:t>
       </w:r>
     </w:p>
     <w:p>
+      <w:pPr>
+        <w:spacing w:line="240" w:lineRule="auto"/>
+      </w:pPr>
       <w:r>
         <w:rPr>
           <w:b/>
           <w:bCs/>
         </w:rPr>
-        <w:t>Zadanie 1 (Rozgrzewka)</w:t>
-      </w:r>
-      <w:r>
-        <w:t xml:space="preserve"> Utwórz całkowicie nowy, pusty projekt. W wygenerowanym automatycznie dokumencie odszukaj miejsce na dane autora i wpisz tam swoje imię oraz nazwisko, tak aby zaktualizowały się na podglądzie.</w:t>
+        <w:t>Zadanie 1: Konfiguracja obszaru roboczego (Rozgrzewka)</w:t>
+      </w:r>
+      <w:r>
+        <w:t xml:space="preserve"> Twoim pierwszym celem jest przygotowanie pliku do pracy. Osiągnij następujący efekt:</w:t>
       </w:r>
     </w:p>
     <w:p>
+      <w:pPr>
+        <w:numPr>
+          <w:ilvl w:val="0"/>
+          <w:numId w:val="5"/>
+        </w:numPr>
+        <w:spacing w:line="240" w:lineRule="auto"/>
+      </w:pPr>
+      <w:r>
+        <w:t>Nadaj całemu plikowi nazwę „Schemat UX”.</w:t>
+      </w:r>
+    </w:p>
+    <w:p>
+      <w:pPr>
+        <w:numPr>
+          <w:ilvl w:val="0"/>
+          <w:numId w:val="5"/>
+        </w:numPr>
+        <w:spacing w:line="240" w:lineRule="auto"/>
+      </w:pPr>
+      <w:r>
+        <w:t>Dodaj na samej górze obszaru roboczego duży napis (jako luźny tekst), o treści „Struktura Systemu”.</w:t>
+      </w:r>
+    </w:p>
+    <w:p>
+      <w:pPr>
+        <w:numPr>
+          <w:ilvl w:val="0"/>
+          <w:numId w:val="5"/>
+        </w:numPr>
+        <w:spacing w:line="240" w:lineRule="auto"/>
+      </w:pPr>
+      <w:r>
+        <w:t>Upewnij się, że plik jest zachowany – zapisz ten początkowy stan bezpośrednio na dysku swojego komputera.</w:t>
+      </w:r>
+    </w:p>
+    <w:p>
+      <w:pPr>
+        <w:spacing w:line="240" w:lineRule="auto"/>
+      </w:pPr>
       <w:r>
         <w:rPr>
           <w:b/>
           <w:bCs/>
         </w:rPr>
-        <w:t>Zadanie 2 (Standardowe)</w:t>
-      </w:r>
-      <w:r>
-        <w:t xml:space="preserve"> Twój raport wymaga ilustracji. Wgraj dowolny plik graficzny ze swojego komputera do przestrzeni projektu i umieść go w tekście tak, aby był widoczny w ostatecznym dokumencie PDF.</w:t>
+        <w:t>Zadanie 2: Dodawanie i formatowanie elementów (Standardowe)</w:t>
+      </w:r>
+      <w:r>
+        <w:t xml:space="preserve"> Rozpocznij budowę głównego diagramu. Twoje cele to:</w:t>
       </w:r>
     </w:p>
     <w:p>
+      <w:pPr>
+        <w:numPr>
+          <w:ilvl w:val="0"/>
+          <w:numId w:val="6"/>
+        </w:numPr>
+        <w:spacing w:line="240" w:lineRule="auto"/>
+      </w:pPr>
+      <w:r>
+        <w:t>Umieść na środku ekranu kształt symbolizujący bazę danych (walec/cylinder).</w:t>
+      </w:r>
+    </w:p>
+    <w:p>
+      <w:pPr>
+        <w:numPr>
+          <w:ilvl w:val="0"/>
+          <w:numId w:val="6"/>
+        </w:numPr>
+        <w:spacing w:line="240" w:lineRule="auto"/>
+      </w:pPr>
+      <w:r>
+        <w:t>Wpisz wewnątrz tego kształtu słowo „Archiwum”.</w:t>
+      </w:r>
+    </w:p>
+    <w:p>
+      <w:pPr>
+        <w:numPr>
+          <w:ilvl w:val="0"/>
+          <w:numId w:val="6"/>
+        </w:numPr>
+        <w:spacing w:line="240" w:lineRule="auto"/>
+      </w:pPr>
+      <w:r>
+        <w:t>Zmień kolor wypełnienia tego obiektu na dowolny odcień niebieskiego.</w:t>
+      </w:r>
+    </w:p>
+    <w:p>
+      <w:pPr>
+        <w:numPr>
+          <w:ilvl w:val="0"/>
+          <w:numId w:val="6"/>
+        </w:numPr>
+        <w:spacing w:line="240" w:lineRule="auto"/>
+      </w:pPr>
+      <w:r>
+        <w:t>Powiększ ten obiekt tak, aby był wyraźnie (około dwukrotnie) większy niż jego domyślny rozmiar.</w:t>
+      </w:r>
+    </w:p>
+    <w:p>
+      <w:pPr>
+        <w:spacing w:line="240" w:lineRule="auto"/>
+      </w:pPr>
       <w:r>
         <w:rPr>
           <w:b/>
           <w:bCs/>
         </w:rPr>
-        <w:t>Zadanie 3 (Zwiększony poziom trudności)</w:t>
-      </w:r>
-      <w:r>
-        <w:t xml:space="preserve"> Zależy Ci na zastosowaniu specyficznego formatowania tekstu, którego nie obsługuje domyślny system. Zmień główny silnik kompilacji całego projektu z domyślnego na XeLaTeX. Następnie przygotuj dokument do zewnętrznej recenzji </w:t>
-      </w:r>
-      <w:r>
-        <w:t>-</w:t>
-      </w:r>
-      <w:r>
-        <w:t xml:space="preserve"> wygeneruj i skopiuj link, który pozwoli innej osobie wyłącznie na podgląd pliku, bez możliwości jego edycji.</w:t>
+        <w:t>Zadanie 3: Relacje i stylizacja (Nietypowe)</w:t>
+      </w:r>
+      <w:r>
+        <w:t xml:space="preserve"> Dodaj kolejny element i określ relację między nimi. Pamiętaj o głośnym myśleniu, jeśli czegoś szukasz:</w:t>
+      </w:r>
+    </w:p>
+    <w:p>
+      <w:pPr>
+        <w:numPr>
+          <w:ilvl w:val="0"/>
+          <w:numId w:val="7"/>
+        </w:numPr>
+        <w:spacing w:line="240" w:lineRule="auto"/>
+      </w:pPr>
+      <w:r>
+        <w:t>Umieść obok bazy danych zwykły prostokąt.</w:t>
+      </w:r>
+    </w:p>
+    <w:p>
+      <w:pPr>
+        <w:numPr>
+          <w:ilvl w:val="0"/>
+          <w:numId w:val="7"/>
+        </w:numPr>
+        <w:spacing w:line="240" w:lineRule="auto"/>
+      </w:pPr>
+      <w:r>
+        <w:t>Połącz oba kształty linią w taki sposób, aby grot strzałki wskazywał kierunek od prostokąta do bazy danych.</w:t>
+      </w:r>
+    </w:p>
+    <w:p>
+      <w:pPr>
+        <w:numPr>
+          <w:ilvl w:val="0"/>
+          <w:numId w:val="7"/>
+        </w:numPr>
+        <w:spacing w:line="240" w:lineRule="auto"/>
+      </w:pPr>
+      <w:r>
+        <w:t>Zmodyfikuj tę strzałkę: zmień jej styl z linii ciągłej na przerywaną.</w:t>
+      </w:r>
+    </w:p>
+    <w:p>
+      <w:pPr>
+        <w:numPr>
+          <w:ilvl w:val="0"/>
+          <w:numId w:val="7"/>
+        </w:numPr>
+        <w:spacing w:line="240" w:lineRule="auto"/>
+      </w:pPr>
+      <w:r>
+        <w:t>Pogrub tę linię, aby mocno wyróżniała się na tle całego schematu.</w:t>
+      </w:r>
+    </w:p>
+    <w:p>
+      <w:pPr>
+        <w:spacing w:line="240" w:lineRule="auto"/>
+      </w:pPr>
+      <w:r>
+        <w:rPr>
+          <w:b/>
+          <w:bCs/>
+        </w:rPr>
+        <w:t>Zadanie 4: Parametry eksportu pliku (Wyraźnie trudniejsze)</w:t>
+      </w:r>
+      <w:r>
+        <w:t xml:space="preserve"> Schemat jest gotowy do wklejenia na ciemny slajd w zewnętrznej prezentacji. Przygotuj go do tego:</w:t>
+      </w:r>
+    </w:p>
+    <w:p>
+      <w:pPr>
+        <w:numPr>
+          <w:ilvl w:val="0"/>
+          <w:numId w:val="8"/>
+        </w:numPr>
+        <w:spacing w:line="240" w:lineRule="auto"/>
+      </w:pPr>
+      <w:r>
+        <w:t>Zaznacz wszystkie stworzone elementy na ekranie i zgrupuj je w jeden, połączony obiekt.</w:t>
+      </w:r>
+    </w:p>
+    <w:p>
+      <w:pPr>
+        <w:numPr>
+          <w:ilvl w:val="0"/>
+          <w:numId w:val="8"/>
+        </w:numPr>
+        <w:spacing w:line="240" w:lineRule="auto"/>
+      </w:pPr>
+      <w:r>
+        <w:t>Znajdź opcję wyeksportowania (</w:t>
+      </w:r>
+      <w:proofErr w:type="gramStart"/>
+      <w:r>
+        <w:t>nie zwykłego</w:t>
+      </w:r>
+      <w:proofErr w:type="gramEnd"/>
+      <w:r>
+        <w:t xml:space="preserve"> zapisu) diagramu do pliku graficznego w formacie PNG.</w:t>
+      </w:r>
+    </w:p>
+    <w:p>
+      <w:pPr>
+        <w:numPr>
+          <w:ilvl w:val="0"/>
+          <w:numId w:val="8"/>
+        </w:numPr>
+        <w:spacing w:line="240" w:lineRule="auto"/>
+      </w:pPr>
+      <w:r>
+        <w:t>Skonfiguruj parametry eksportu tak, aby wygenerowany obraz miał całkowicie przezroczyste tło (bez białej przestrzeni pod spodem).</w:t>
+      </w:r>
+    </w:p>
+    <w:p>
+      <w:pPr>
+        <w:numPr>
+          <w:ilvl w:val="0"/>
+          <w:numId w:val="8"/>
+        </w:numPr>
+        <w:spacing w:line="240" w:lineRule="auto"/>
+      </w:pPr>
+      <w:r>
+        <w:t>Wygeneruj i pobierz tak przygotowany plik graficzny na swój komputer.</w:t>
       </w:r>
     </w:p>
     <w:sectPr>
@@ -81,6 +284,939 @@
     </w:sectPr>
   </w:body>
 </w:document>
+</file>
+
+<file path=word/numbering.xml><?xml version="1.0" encoding="utf-8"?>
+<w:numbering xmlns:wpc="http://schemas.microsoft.com/office/word/2010/wordprocessingCanvas" xmlns:cx="http://schemas.microsoft.com/office/drawing/2014/chartex" xmlns:cx1="http://schemas.microsoft.com/office/drawing/2015/9/8/chartex" xmlns:cx2="http://schemas.microsoft.com/office/drawing/2015/10/21/chartex" xmlns:cx3="http://schemas.microsoft.com/office/drawing/2016/5/9/chartex" xmlns:cx4="http://schemas.microsoft.com/office/drawing/2016/5/10/chartex" xmlns:cx5="http://schemas.microsoft.com/office/drawing/2016/5/11/chartex" xmlns:cx6="http://schemas.microsoft.com/office/drawing/2016/5/12/chartex" xmlns:cx7="http://schemas.microsoft.com/office/drawing/2016/5/13/chartex" xmlns:cx8="http://schemas.microsoft.com/office/drawing/2016/5/14/chartex" xmlns:mc="http://schemas.openxmlformats.org/markup-compatibility/2006" xmlns:aink="http://schemas.microsoft.com/office/drawing/2016/ink" xmlns:am3d="http://schemas.microsoft.com/office/drawing/2017/model3d" xmlns:o="urn:schemas-microsoft-com:office:office" xmlns:oel="http://schemas.microsoft.com/office/2019/extlst" xmlns:r="http://schemas.openxmlformats.org/officeDocument/2006/relationships" xmlns:m="http://schemas.openxmlformats.org/officeDocument/2006/math" xmlns:v="urn:schemas-microsoft-com:vml" xmlns:wp14="http://schemas.microsoft.com/office/word/2010/wordprocessingDrawing" xmlns:wp="http://schemas.openxmlformats.org/drawingml/2006/wordprocessingDrawing" xmlns:w10="urn:schemas-microsoft-com:office:word" xmlns:w="http://schemas.openxmlformats.org/wordprocessingml/2006/main" xmlns:w14="http://schemas.microsoft.com/office/word/2010/wordml" xmlns:w15="http://schemas.microsoft.com/office/word/2012/wordml" xmlns:w16cex="http://schemas.microsoft.com/office/word/2018/wordml/cex" xmlns:w16cid="http://schemas.microsoft.com/office/word/2016/wordml/cid" xmlns:w16="http://schemas.microsoft.com/office/word/2018/wordml" xmlns:w16du="http://schemas.microsoft.com/office/word/2023/wordml/word16du" xmlns:w16sdtdh="http://schemas.microsoft.com/office/word/2020/wordml/sdtdatahash" xmlns:w16sdtfl="http://schemas.microsoft.com/office/word/2024/wordml/sdtformatlock" xmlns:w16se="http://schemas.microsoft.com/office/word/2015/wordml/symex" xmlns:wpg="http://schemas.microsoft.com/office/word/2010/wordprocessingGroup" xmlns:wpi="http://schemas.microsoft.com/office/word/2010/wordprocessingInk" xmlns:wne="http://schemas.microsoft.com/office/word/2006/wordml" xmlns:wps="http://schemas.microsoft.com/office/word/2010/wordprocessingShape" mc:Ignorable="w14 w15 w16se w16cid w16 w16cex w16sdtdh w16sdtfl w16du wp14">
+  <w:abstractNum w:abstractNumId="0" w15:restartNumberingAfterBreak="0">
+    <w:nsid w:val="09F105FB"/>
+    <w:multiLevelType w:val="multilevel"/>
+    <w:tmpl w:val="4428384C"/>
+    <w:lvl w:ilvl="0">
+      <w:start w:val="1"/>
+      <w:numFmt w:val="decimal"/>
+      <w:lvlText w:val="%1."/>
+      <w:lvlJc w:val="left"/>
+      <w:pPr>
+        <w:tabs>
+          <w:tab w:val="num" w:pos="720"/>
+        </w:tabs>
+        <w:ind w:left="720" w:hanging="360"/>
+      </w:pPr>
+    </w:lvl>
+    <w:lvl w:ilvl="1" w:tentative="1">
+      <w:start w:val="1"/>
+      <w:numFmt w:val="decimal"/>
+      <w:lvlText w:val="%2."/>
+      <w:lvlJc w:val="left"/>
+      <w:pPr>
+        <w:tabs>
+          <w:tab w:val="num" w:pos="1440"/>
+        </w:tabs>
+        <w:ind w:left="1440" w:hanging="360"/>
+      </w:pPr>
+    </w:lvl>
+    <w:lvl w:ilvl="2" w:tentative="1">
+      <w:start w:val="1"/>
+      <w:numFmt w:val="decimal"/>
+      <w:lvlText w:val="%3."/>
+      <w:lvlJc w:val="left"/>
+      <w:pPr>
+        <w:tabs>
+          <w:tab w:val="num" w:pos="2160"/>
+        </w:tabs>
+        <w:ind w:left="2160" w:hanging="360"/>
+      </w:pPr>
+    </w:lvl>
+    <w:lvl w:ilvl="3" w:tentative="1">
+      <w:start w:val="1"/>
+      <w:numFmt w:val="decimal"/>
+      <w:lvlText w:val="%4."/>
+      <w:lvlJc w:val="left"/>
+      <w:pPr>
+        <w:tabs>
+          <w:tab w:val="num" w:pos="2880"/>
+        </w:tabs>
+        <w:ind w:left="2880" w:hanging="360"/>
+      </w:pPr>
+    </w:lvl>
+    <w:lvl w:ilvl="4" w:tentative="1">
+      <w:start w:val="1"/>
+      <w:numFmt w:val="decimal"/>
+      <w:lvlText w:val="%5."/>
+      <w:lvlJc w:val="left"/>
+      <w:pPr>
+        <w:tabs>
+          <w:tab w:val="num" w:pos="3600"/>
+        </w:tabs>
+        <w:ind w:left="3600" w:hanging="360"/>
+      </w:pPr>
+    </w:lvl>
+    <w:lvl w:ilvl="5" w:tentative="1">
+      <w:start w:val="1"/>
+      <w:numFmt w:val="decimal"/>
+      <w:lvlText w:val="%6."/>
+      <w:lvlJc w:val="left"/>
+      <w:pPr>
+        <w:tabs>
+          <w:tab w:val="num" w:pos="4320"/>
+        </w:tabs>
+        <w:ind w:left="4320" w:hanging="360"/>
+      </w:pPr>
+    </w:lvl>
+    <w:lvl w:ilvl="6" w:tentative="1">
+      <w:start w:val="1"/>
+      <w:numFmt w:val="decimal"/>
+      <w:lvlText w:val="%7."/>
+      <w:lvlJc w:val="left"/>
+      <w:pPr>
+        <w:tabs>
+          <w:tab w:val="num" w:pos="5040"/>
+        </w:tabs>
+        <w:ind w:left="5040" w:hanging="360"/>
+      </w:pPr>
+    </w:lvl>
+    <w:lvl w:ilvl="7" w:tentative="1">
+      <w:start w:val="1"/>
+      <w:numFmt w:val="decimal"/>
+      <w:lvlText w:val="%8."/>
+      <w:lvlJc w:val="left"/>
+      <w:pPr>
+        <w:tabs>
+          <w:tab w:val="num" w:pos="5760"/>
+        </w:tabs>
+        <w:ind w:left="5760" w:hanging="360"/>
+      </w:pPr>
+    </w:lvl>
+    <w:lvl w:ilvl="8" w:tentative="1">
+      <w:start w:val="1"/>
+      <w:numFmt w:val="decimal"/>
+      <w:lvlText w:val="%9."/>
+      <w:lvlJc w:val="left"/>
+      <w:pPr>
+        <w:tabs>
+          <w:tab w:val="num" w:pos="6480"/>
+        </w:tabs>
+        <w:ind w:left="6480" w:hanging="360"/>
+      </w:pPr>
+    </w:lvl>
+  </w:abstractNum>
+  <w:abstractNum w:abstractNumId="1" w15:restartNumberingAfterBreak="0">
+    <w:nsid w:val="230360E2"/>
+    <w:multiLevelType w:val="multilevel"/>
+    <w:tmpl w:val="2CCE2AE6"/>
+    <w:lvl w:ilvl="0">
+      <w:start w:val="1"/>
+      <w:numFmt w:val="decimal"/>
+      <w:lvlText w:val="%1."/>
+      <w:lvlJc w:val="left"/>
+      <w:pPr>
+        <w:tabs>
+          <w:tab w:val="num" w:pos="720"/>
+        </w:tabs>
+        <w:ind w:left="720" w:hanging="360"/>
+      </w:pPr>
+    </w:lvl>
+    <w:lvl w:ilvl="1" w:tentative="1">
+      <w:start w:val="1"/>
+      <w:numFmt w:val="decimal"/>
+      <w:lvlText w:val="%2."/>
+      <w:lvlJc w:val="left"/>
+      <w:pPr>
+        <w:tabs>
+          <w:tab w:val="num" w:pos="1440"/>
+        </w:tabs>
+        <w:ind w:left="1440" w:hanging="360"/>
+      </w:pPr>
+    </w:lvl>
+    <w:lvl w:ilvl="2" w:tentative="1">
+      <w:start w:val="1"/>
+      <w:numFmt w:val="decimal"/>
+      <w:lvlText w:val="%3."/>
+      <w:lvlJc w:val="left"/>
+      <w:pPr>
+        <w:tabs>
+          <w:tab w:val="num" w:pos="2160"/>
+        </w:tabs>
+        <w:ind w:left="2160" w:hanging="360"/>
+      </w:pPr>
+    </w:lvl>
+    <w:lvl w:ilvl="3" w:tentative="1">
+      <w:start w:val="1"/>
+      <w:numFmt w:val="decimal"/>
+      <w:lvlText w:val="%4."/>
+      <w:lvlJc w:val="left"/>
+      <w:pPr>
+        <w:tabs>
+          <w:tab w:val="num" w:pos="2880"/>
+        </w:tabs>
+        <w:ind w:left="2880" w:hanging="360"/>
+      </w:pPr>
+    </w:lvl>
+    <w:lvl w:ilvl="4" w:tentative="1">
+      <w:start w:val="1"/>
+      <w:numFmt w:val="decimal"/>
+      <w:lvlText w:val="%5."/>
+      <w:lvlJc w:val="left"/>
+      <w:pPr>
+        <w:tabs>
+          <w:tab w:val="num" w:pos="3600"/>
+        </w:tabs>
+        <w:ind w:left="3600" w:hanging="360"/>
+      </w:pPr>
+    </w:lvl>
+    <w:lvl w:ilvl="5" w:tentative="1">
+      <w:start w:val="1"/>
+      <w:numFmt w:val="decimal"/>
+      <w:lvlText w:val="%6."/>
+      <w:lvlJc w:val="left"/>
+      <w:pPr>
+        <w:tabs>
+          <w:tab w:val="num" w:pos="4320"/>
+        </w:tabs>
+        <w:ind w:left="4320" w:hanging="360"/>
+      </w:pPr>
+    </w:lvl>
+    <w:lvl w:ilvl="6" w:tentative="1">
+      <w:start w:val="1"/>
+      <w:numFmt w:val="decimal"/>
+      <w:lvlText w:val="%7."/>
+      <w:lvlJc w:val="left"/>
+      <w:pPr>
+        <w:tabs>
+          <w:tab w:val="num" w:pos="5040"/>
+        </w:tabs>
+        <w:ind w:left="5040" w:hanging="360"/>
+      </w:pPr>
+    </w:lvl>
+    <w:lvl w:ilvl="7" w:tentative="1">
+      <w:start w:val="1"/>
+      <w:numFmt w:val="decimal"/>
+      <w:lvlText w:val="%8."/>
+      <w:lvlJc w:val="left"/>
+      <w:pPr>
+        <w:tabs>
+          <w:tab w:val="num" w:pos="5760"/>
+        </w:tabs>
+        <w:ind w:left="5760" w:hanging="360"/>
+      </w:pPr>
+    </w:lvl>
+    <w:lvl w:ilvl="8" w:tentative="1">
+      <w:start w:val="1"/>
+      <w:numFmt w:val="decimal"/>
+      <w:lvlText w:val="%9."/>
+      <w:lvlJc w:val="left"/>
+      <w:pPr>
+        <w:tabs>
+          <w:tab w:val="num" w:pos="6480"/>
+        </w:tabs>
+        <w:ind w:left="6480" w:hanging="360"/>
+      </w:pPr>
+    </w:lvl>
+  </w:abstractNum>
+  <w:abstractNum w:abstractNumId="2" w15:restartNumberingAfterBreak="0">
+    <w:nsid w:val="249065B7"/>
+    <w:multiLevelType w:val="multilevel"/>
+    <w:tmpl w:val="C40A2A70"/>
+    <w:lvl w:ilvl="0">
+      <w:start w:val="1"/>
+      <w:numFmt w:val="decimal"/>
+      <w:lvlText w:val="%1."/>
+      <w:lvlJc w:val="left"/>
+      <w:pPr>
+        <w:tabs>
+          <w:tab w:val="num" w:pos="720"/>
+        </w:tabs>
+        <w:ind w:left="720" w:hanging="360"/>
+      </w:pPr>
+    </w:lvl>
+    <w:lvl w:ilvl="1" w:tentative="1">
+      <w:start w:val="1"/>
+      <w:numFmt w:val="decimal"/>
+      <w:lvlText w:val="%2."/>
+      <w:lvlJc w:val="left"/>
+      <w:pPr>
+        <w:tabs>
+          <w:tab w:val="num" w:pos="1440"/>
+        </w:tabs>
+        <w:ind w:left="1440" w:hanging="360"/>
+      </w:pPr>
+    </w:lvl>
+    <w:lvl w:ilvl="2" w:tentative="1">
+      <w:start w:val="1"/>
+      <w:numFmt w:val="decimal"/>
+      <w:lvlText w:val="%3."/>
+      <w:lvlJc w:val="left"/>
+      <w:pPr>
+        <w:tabs>
+          <w:tab w:val="num" w:pos="2160"/>
+        </w:tabs>
+        <w:ind w:left="2160" w:hanging="360"/>
+      </w:pPr>
+    </w:lvl>
+    <w:lvl w:ilvl="3" w:tentative="1">
+      <w:start w:val="1"/>
+      <w:numFmt w:val="decimal"/>
+      <w:lvlText w:val="%4."/>
+      <w:lvlJc w:val="left"/>
+      <w:pPr>
+        <w:tabs>
+          <w:tab w:val="num" w:pos="2880"/>
+        </w:tabs>
+        <w:ind w:left="2880" w:hanging="360"/>
+      </w:pPr>
+    </w:lvl>
+    <w:lvl w:ilvl="4" w:tentative="1">
+      <w:start w:val="1"/>
+      <w:numFmt w:val="decimal"/>
+      <w:lvlText w:val="%5."/>
+      <w:lvlJc w:val="left"/>
+      <w:pPr>
+        <w:tabs>
+          <w:tab w:val="num" w:pos="3600"/>
+        </w:tabs>
+        <w:ind w:left="3600" w:hanging="360"/>
+      </w:pPr>
+    </w:lvl>
+    <w:lvl w:ilvl="5" w:tentative="1">
+      <w:start w:val="1"/>
+      <w:numFmt w:val="decimal"/>
+      <w:lvlText w:val="%6."/>
+      <w:lvlJc w:val="left"/>
+      <w:pPr>
+        <w:tabs>
+          <w:tab w:val="num" w:pos="4320"/>
+        </w:tabs>
+        <w:ind w:left="4320" w:hanging="360"/>
+      </w:pPr>
+    </w:lvl>
+    <w:lvl w:ilvl="6" w:tentative="1">
+      <w:start w:val="1"/>
+      <w:numFmt w:val="decimal"/>
+      <w:lvlText w:val="%7."/>
+      <w:lvlJc w:val="left"/>
+      <w:pPr>
+        <w:tabs>
+          <w:tab w:val="num" w:pos="5040"/>
+        </w:tabs>
+        <w:ind w:left="5040" w:hanging="360"/>
+      </w:pPr>
+    </w:lvl>
+    <w:lvl w:ilvl="7" w:tentative="1">
+      <w:start w:val="1"/>
+      <w:numFmt w:val="decimal"/>
+      <w:lvlText w:val="%8."/>
+      <w:lvlJc w:val="left"/>
+      <w:pPr>
+        <w:tabs>
+          <w:tab w:val="num" w:pos="5760"/>
+        </w:tabs>
+        <w:ind w:left="5760" w:hanging="360"/>
+      </w:pPr>
+    </w:lvl>
+    <w:lvl w:ilvl="8" w:tentative="1">
+      <w:start w:val="1"/>
+      <w:numFmt w:val="decimal"/>
+      <w:lvlText w:val="%9."/>
+      <w:lvlJc w:val="left"/>
+      <w:pPr>
+        <w:tabs>
+          <w:tab w:val="num" w:pos="6480"/>
+        </w:tabs>
+        <w:ind w:left="6480" w:hanging="360"/>
+      </w:pPr>
+    </w:lvl>
+  </w:abstractNum>
+  <w:abstractNum w:abstractNumId="3" w15:restartNumberingAfterBreak="0">
+    <w:nsid w:val="28144737"/>
+    <w:multiLevelType w:val="multilevel"/>
+    <w:tmpl w:val="BD90ED9A"/>
+    <w:lvl w:ilvl="0">
+      <w:start w:val="1"/>
+      <w:numFmt w:val="decimal"/>
+      <w:lvlText w:val="%1."/>
+      <w:lvlJc w:val="left"/>
+      <w:pPr>
+        <w:tabs>
+          <w:tab w:val="num" w:pos="720"/>
+        </w:tabs>
+        <w:ind w:left="720" w:hanging="360"/>
+      </w:pPr>
+    </w:lvl>
+    <w:lvl w:ilvl="1" w:tentative="1">
+      <w:start w:val="1"/>
+      <w:numFmt w:val="decimal"/>
+      <w:lvlText w:val="%2."/>
+      <w:lvlJc w:val="left"/>
+      <w:pPr>
+        <w:tabs>
+          <w:tab w:val="num" w:pos="1440"/>
+        </w:tabs>
+        <w:ind w:left="1440" w:hanging="360"/>
+      </w:pPr>
+    </w:lvl>
+    <w:lvl w:ilvl="2" w:tentative="1">
+      <w:start w:val="1"/>
+      <w:numFmt w:val="decimal"/>
+      <w:lvlText w:val="%3."/>
+      <w:lvlJc w:val="left"/>
+      <w:pPr>
+        <w:tabs>
+          <w:tab w:val="num" w:pos="2160"/>
+        </w:tabs>
+        <w:ind w:left="2160" w:hanging="360"/>
+      </w:pPr>
+    </w:lvl>
+    <w:lvl w:ilvl="3" w:tentative="1">
+      <w:start w:val="1"/>
+      <w:numFmt w:val="decimal"/>
+      <w:lvlText w:val="%4."/>
+      <w:lvlJc w:val="left"/>
+      <w:pPr>
+        <w:tabs>
+          <w:tab w:val="num" w:pos="2880"/>
+        </w:tabs>
+        <w:ind w:left="2880" w:hanging="360"/>
+      </w:pPr>
+    </w:lvl>
+    <w:lvl w:ilvl="4" w:tentative="1">
+      <w:start w:val="1"/>
+      <w:numFmt w:val="decimal"/>
+      <w:lvlText w:val="%5."/>
+      <w:lvlJc w:val="left"/>
+      <w:pPr>
+        <w:tabs>
+          <w:tab w:val="num" w:pos="3600"/>
+        </w:tabs>
+        <w:ind w:left="3600" w:hanging="360"/>
+      </w:pPr>
+    </w:lvl>
+    <w:lvl w:ilvl="5" w:tentative="1">
+      <w:start w:val="1"/>
+      <w:numFmt w:val="decimal"/>
+      <w:lvlText w:val="%6."/>
+      <w:lvlJc w:val="left"/>
+      <w:pPr>
+        <w:tabs>
+          <w:tab w:val="num" w:pos="4320"/>
+        </w:tabs>
+        <w:ind w:left="4320" w:hanging="360"/>
+      </w:pPr>
+    </w:lvl>
+    <w:lvl w:ilvl="6" w:tentative="1">
+      <w:start w:val="1"/>
+      <w:numFmt w:val="decimal"/>
+      <w:lvlText w:val="%7."/>
+      <w:lvlJc w:val="left"/>
+      <w:pPr>
+        <w:tabs>
+          <w:tab w:val="num" w:pos="5040"/>
+        </w:tabs>
+        <w:ind w:left="5040" w:hanging="360"/>
+      </w:pPr>
+    </w:lvl>
+    <w:lvl w:ilvl="7" w:tentative="1">
+      <w:start w:val="1"/>
+      <w:numFmt w:val="decimal"/>
+      <w:lvlText w:val="%8."/>
+      <w:lvlJc w:val="left"/>
+      <w:pPr>
+        <w:tabs>
+          <w:tab w:val="num" w:pos="5760"/>
+        </w:tabs>
+        <w:ind w:left="5760" w:hanging="360"/>
+      </w:pPr>
+    </w:lvl>
+    <w:lvl w:ilvl="8" w:tentative="1">
+      <w:start w:val="1"/>
+      <w:numFmt w:val="decimal"/>
+      <w:lvlText w:val="%9."/>
+      <w:lvlJc w:val="left"/>
+      <w:pPr>
+        <w:tabs>
+          <w:tab w:val="num" w:pos="6480"/>
+        </w:tabs>
+        <w:ind w:left="6480" w:hanging="360"/>
+      </w:pPr>
+    </w:lvl>
+  </w:abstractNum>
+  <w:abstractNum w:abstractNumId="4" w15:restartNumberingAfterBreak="0">
+    <w:nsid w:val="29FF6894"/>
+    <w:multiLevelType w:val="multilevel"/>
+    <w:tmpl w:val="92A68C70"/>
+    <w:lvl w:ilvl="0">
+      <w:start w:val="1"/>
+      <w:numFmt w:val="decimal"/>
+      <w:lvlText w:val="%1."/>
+      <w:lvlJc w:val="left"/>
+      <w:pPr>
+        <w:tabs>
+          <w:tab w:val="num" w:pos="720"/>
+        </w:tabs>
+        <w:ind w:left="720" w:hanging="360"/>
+      </w:pPr>
+    </w:lvl>
+    <w:lvl w:ilvl="1" w:tentative="1">
+      <w:start w:val="1"/>
+      <w:numFmt w:val="decimal"/>
+      <w:lvlText w:val="%2."/>
+      <w:lvlJc w:val="left"/>
+      <w:pPr>
+        <w:tabs>
+          <w:tab w:val="num" w:pos="1440"/>
+        </w:tabs>
+        <w:ind w:left="1440" w:hanging="360"/>
+      </w:pPr>
+    </w:lvl>
+    <w:lvl w:ilvl="2" w:tentative="1">
+      <w:start w:val="1"/>
+      <w:numFmt w:val="decimal"/>
+      <w:lvlText w:val="%3."/>
+      <w:lvlJc w:val="left"/>
+      <w:pPr>
+        <w:tabs>
+          <w:tab w:val="num" w:pos="2160"/>
+        </w:tabs>
+        <w:ind w:left="2160" w:hanging="360"/>
+      </w:pPr>
+    </w:lvl>
+    <w:lvl w:ilvl="3" w:tentative="1">
+      <w:start w:val="1"/>
+      <w:numFmt w:val="decimal"/>
+      <w:lvlText w:val="%4."/>
+      <w:lvlJc w:val="left"/>
+      <w:pPr>
+        <w:tabs>
+          <w:tab w:val="num" w:pos="2880"/>
+        </w:tabs>
+        <w:ind w:left="2880" w:hanging="360"/>
+      </w:pPr>
+    </w:lvl>
+    <w:lvl w:ilvl="4" w:tentative="1">
+      <w:start w:val="1"/>
+      <w:numFmt w:val="decimal"/>
+      <w:lvlText w:val="%5."/>
+      <w:lvlJc w:val="left"/>
+      <w:pPr>
+        <w:tabs>
+          <w:tab w:val="num" w:pos="3600"/>
+        </w:tabs>
+        <w:ind w:left="3600" w:hanging="360"/>
+      </w:pPr>
+    </w:lvl>
+    <w:lvl w:ilvl="5" w:tentative="1">
+      <w:start w:val="1"/>
+      <w:numFmt w:val="decimal"/>
+      <w:lvlText w:val="%6."/>
+      <w:lvlJc w:val="left"/>
+      <w:pPr>
+        <w:tabs>
+          <w:tab w:val="num" w:pos="4320"/>
+        </w:tabs>
+        <w:ind w:left="4320" w:hanging="360"/>
+      </w:pPr>
+    </w:lvl>
+    <w:lvl w:ilvl="6" w:tentative="1">
+      <w:start w:val="1"/>
+      <w:numFmt w:val="decimal"/>
+      <w:lvlText w:val="%7."/>
+      <w:lvlJc w:val="left"/>
+      <w:pPr>
+        <w:tabs>
+          <w:tab w:val="num" w:pos="5040"/>
+        </w:tabs>
+        <w:ind w:left="5040" w:hanging="360"/>
+      </w:pPr>
+    </w:lvl>
+    <w:lvl w:ilvl="7" w:tentative="1">
+      <w:start w:val="1"/>
+      <w:numFmt w:val="decimal"/>
+      <w:lvlText w:val="%8."/>
+      <w:lvlJc w:val="left"/>
+      <w:pPr>
+        <w:tabs>
+          <w:tab w:val="num" w:pos="5760"/>
+        </w:tabs>
+        <w:ind w:left="5760" w:hanging="360"/>
+      </w:pPr>
+    </w:lvl>
+    <w:lvl w:ilvl="8" w:tentative="1">
+      <w:start w:val="1"/>
+      <w:numFmt w:val="decimal"/>
+      <w:lvlText w:val="%9."/>
+      <w:lvlJc w:val="left"/>
+      <w:pPr>
+        <w:tabs>
+          <w:tab w:val="num" w:pos="6480"/>
+        </w:tabs>
+        <w:ind w:left="6480" w:hanging="360"/>
+      </w:pPr>
+    </w:lvl>
+  </w:abstractNum>
+  <w:abstractNum w:abstractNumId="5" w15:restartNumberingAfterBreak="0">
+    <w:nsid w:val="42575738"/>
+    <w:multiLevelType w:val="multilevel"/>
+    <w:tmpl w:val="A1942440"/>
+    <w:lvl w:ilvl="0">
+      <w:start w:val="1"/>
+      <w:numFmt w:val="decimal"/>
+      <w:lvlText w:val="%1."/>
+      <w:lvlJc w:val="left"/>
+      <w:pPr>
+        <w:tabs>
+          <w:tab w:val="num" w:pos="720"/>
+        </w:tabs>
+        <w:ind w:left="720" w:hanging="360"/>
+      </w:pPr>
+    </w:lvl>
+    <w:lvl w:ilvl="1" w:tentative="1">
+      <w:start w:val="1"/>
+      <w:numFmt w:val="decimal"/>
+      <w:lvlText w:val="%2."/>
+      <w:lvlJc w:val="left"/>
+      <w:pPr>
+        <w:tabs>
+          <w:tab w:val="num" w:pos="1440"/>
+        </w:tabs>
+        <w:ind w:left="1440" w:hanging="360"/>
+      </w:pPr>
+    </w:lvl>
+    <w:lvl w:ilvl="2" w:tentative="1">
+      <w:start w:val="1"/>
+      <w:numFmt w:val="decimal"/>
+      <w:lvlText w:val="%3."/>
+      <w:lvlJc w:val="left"/>
+      <w:pPr>
+        <w:tabs>
+          <w:tab w:val="num" w:pos="2160"/>
+        </w:tabs>
+        <w:ind w:left="2160" w:hanging="360"/>
+      </w:pPr>
+    </w:lvl>
+    <w:lvl w:ilvl="3" w:tentative="1">
+      <w:start w:val="1"/>
+      <w:numFmt w:val="decimal"/>
+      <w:lvlText w:val="%4."/>
+      <w:lvlJc w:val="left"/>
+      <w:pPr>
+        <w:tabs>
+          <w:tab w:val="num" w:pos="2880"/>
+        </w:tabs>
+        <w:ind w:left="2880" w:hanging="360"/>
+      </w:pPr>
+    </w:lvl>
+    <w:lvl w:ilvl="4" w:tentative="1">
+      <w:start w:val="1"/>
+      <w:numFmt w:val="decimal"/>
+      <w:lvlText w:val="%5."/>
+      <w:lvlJc w:val="left"/>
+      <w:pPr>
+        <w:tabs>
+          <w:tab w:val="num" w:pos="3600"/>
+        </w:tabs>
+        <w:ind w:left="3600" w:hanging="360"/>
+      </w:pPr>
+    </w:lvl>
+    <w:lvl w:ilvl="5" w:tentative="1">
+      <w:start w:val="1"/>
+      <w:numFmt w:val="decimal"/>
+      <w:lvlText w:val="%6."/>
+      <w:lvlJc w:val="left"/>
+      <w:pPr>
+        <w:tabs>
+          <w:tab w:val="num" w:pos="4320"/>
+        </w:tabs>
+        <w:ind w:left="4320" w:hanging="360"/>
+      </w:pPr>
+    </w:lvl>
+    <w:lvl w:ilvl="6" w:tentative="1">
+      <w:start w:val="1"/>
+      <w:numFmt w:val="decimal"/>
+      <w:lvlText w:val="%7."/>
+      <w:lvlJc w:val="left"/>
+      <w:pPr>
+        <w:tabs>
+          <w:tab w:val="num" w:pos="5040"/>
+        </w:tabs>
+        <w:ind w:left="5040" w:hanging="360"/>
+      </w:pPr>
+    </w:lvl>
+    <w:lvl w:ilvl="7" w:tentative="1">
+      <w:start w:val="1"/>
+      <w:numFmt w:val="decimal"/>
+      <w:lvlText w:val="%8."/>
+      <w:lvlJc w:val="left"/>
+      <w:pPr>
+        <w:tabs>
+          <w:tab w:val="num" w:pos="5760"/>
+        </w:tabs>
+        <w:ind w:left="5760" w:hanging="360"/>
+      </w:pPr>
+    </w:lvl>
+    <w:lvl w:ilvl="8" w:tentative="1">
+      <w:start w:val="1"/>
+      <w:numFmt w:val="decimal"/>
+      <w:lvlText w:val="%9."/>
+      <w:lvlJc w:val="left"/>
+      <w:pPr>
+        <w:tabs>
+          <w:tab w:val="num" w:pos="6480"/>
+        </w:tabs>
+        <w:ind w:left="6480" w:hanging="360"/>
+      </w:pPr>
+    </w:lvl>
+  </w:abstractNum>
+  <w:abstractNum w:abstractNumId="6" w15:restartNumberingAfterBreak="0">
+    <w:nsid w:val="5C074451"/>
+    <w:multiLevelType w:val="multilevel"/>
+    <w:tmpl w:val="389C3CBE"/>
+    <w:lvl w:ilvl="0">
+      <w:start w:val="1"/>
+      <w:numFmt w:val="decimal"/>
+      <w:lvlText w:val="%1."/>
+      <w:lvlJc w:val="left"/>
+      <w:pPr>
+        <w:tabs>
+          <w:tab w:val="num" w:pos="720"/>
+        </w:tabs>
+        <w:ind w:left="720" w:hanging="360"/>
+      </w:pPr>
+    </w:lvl>
+    <w:lvl w:ilvl="1" w:tentative="1">
+      <w:start w:val="1"/>
+      <w:numFmt w:val="decimal"/>
+      <w:lvlText w:val="%2."/>
+      <w:lvlJc w:val="left"/>
+      <w:pPr>
+        <w:tabs>
+          <w:tab w:val="num" w:pos="1440"/>
+        </w:tabs>
+        <w:ind w:left="1440" w:hanging="360"/>
+      </w:pPr>
+    </w:lvl>
+    <w:lvl w:ilvl="2" w:tentative="1">
+      <w:start w:val="1"/>
+      <w:numFmt w:val="decimal"/>
+      <w:lvlText w:val="%3."/>
+      <w:lvlJc w:val="left"/>
+      <w:pPr>
+        <w:tabs>
+          <w:tab w:val="num" w:pos="2160"/>
+        </w:tabs>
+        <w:ind w:left="2160" w:hanging="360"/>
+      </w:pPr>
+    </w:lvl>
+    <w:lvl w:ilvl="3" w:tentative="1">
+      <w:start w:val="1"/>
+      <w:numFmt w:val="decimal"/>
+      <w:lvlText w:val="%4."/>
+      <w:lvlJc w:val="left"/>
+      <w:pPr>
+        <w:tabs>
+          <w:tab w:val="num" w:pos="2880"/>
+        </w:tabs>
+        <w:ind w:left="2880" w:hanging="360"/>
+      </w:pPr>
+    </w:lvl>
+    <w:lvl w:ilvl="4" w:tentative="1">
+      <w:start w:val="1"/>
+      <w:numFmt w:val="decimal"/>
+      <w:lvlText w:val="%5."/>
+      <w:lvlJc w:val="left"/>
+      <w:pPr>
+        <w:tabs>
+          <w:tab w:val="num" w:pos="3600"/>
+        </w:tabs>
+        <w:ind w:left="3600" w:hanging="360"/>
+      </w:pPr>
+    </w:lvl>
+    <w:lvl w:ilvl="5" w:tentative="1">
+      <w:start w:val="1"/>
+      <w:numFmt w:val="decimal"/>
+      <w:lvlText w:val="%6."/>
+      <w:lvlJc w:val="left"/>
+      <w:pPr>
+        <w:tabs>
+          <w:tab w:val="num" w:pos="4320"/>
+        </w:tabs>
+        <w:ind w:left="4320" w:hanging="360"/>
+      </w:pPr>
+    </w:lvl>
+    <w:lvl w:ilvl="6" w:tentative="1">
+      <w:start w:val="1"/>
+      <w:numFmt w:val="decimal"/>
+      <w:lvlText w:val="%7."/>
+      <w:lvlJc w:val="left"/>
+      <w:pPr>
+        <w:tabs>
+          <w:tab w:val="num" w:pos="5040"/>
+        </w:tabs>
+        <w:ind w:left="5040" w:hanging="360"/>
+      </w:pPr>
+    </w:lvl>
+    <w:lvl w:ilvl="7" w:tentative="1">
+      <w:start w:val="1"/>
+      <w:numFmt w:val="decimal"/>
+      <w:lvlText w:val="%8."/>
+      <w:lvlJc w:val="left"/>
+      <w:pPr>
+        <w:tabs>
+          <w:tab w:val="num" w:pos="5760"/>
+        </w:tabs>
+        <w:ind w:left="5760" w:hanging="360"/>
+      </w:pPr>
+    </w:lvl>
+    <w:lvl w:ilvl="8" w:tentative="1">
+      <w:start w:val="1"/>
+      <w:numFmt w:val="decimal"/>
+      <w:lvlText w:val="%9."/>
+      <w:lvlJc w:val="left"/>
+      <w:pPr>
+        <w:tabs>
+          <w:tab w:val="num" w:pos="6480"/>
+        </w:tabs>
+        <w:ind w:left="6480" w:hanging="360"/>
+      </w:pPr>
+    </w:lvl>
+  </w:abstractNum>
+  <w:abstractNum w:abstractNumId="7" w15:restartNumberingAfterBreak="0">
+    <w:nsid w:val="75DA738F"/>
+    <w:multiLevelType w:val="multilevel"/>
+    <w:tmpl w:val="EEB0646C"/>
+    <w:lvl w:ilvl="0">
+      <w:start w:val="1"/>
+      <w:numFmt w:val="decimal"/>
+      <w:lvlText w:val="%1."/>
+      <w:lvlJc w:val="left"/>
+      <w:pPr>
+        <w:tabs>
+          <w:tab w:val="num" w:pos="720"/>
+        </w:tabs>
+        <w:ind w:left="720" w:hanging="360"/>
+      </w:pPr>
+    </w:lvl>
+    <w:lvl w:ilvl="1" w:tentative="1">
+      <w:start w:val="1"/>
+      <w:numFmt w:val="decimal"/>
+      <w:lvlText w:val="%2."/>
+      <w:lvlJc w:val="left"/>
+      <w:pPr>
+        <w:tabs>
+          <w:tab w:val="num" w:pos="1440"/>
+        </w:tabs>
+        <w:ind w:left="1440" w:hanging="360"/>
+      </w:pPr>
+    </w:lvl>
+    <w:lvl w:ilvl="2" w:tentative="1">
+      <w:start w:val="1"/>
+      <w:numFmt w:val="decimal"/>
+      <w:lvlText w:val="%3."/>
+      <w:lvlJc w:val="left"/>
+      <w:pPr>
+        <w:tabs>
+          <w:tab w:val="num" w:pos="2160"/>
+        </w:tabs>
+        <w:ind w:left="2160" w:hanging="360"/>
+      </w:pPr>
+    </w:lvl>
+    <w:lvl w:ilvl="3" w:tentative="1">
+      <w:start w:val="1"/>
+      <w:numFmt w:val="decimal"/>
+      <w:lvlText w:val="%4."/>
+      <w:lvlJc w:val="left"/>
+      <w:pPr>
+        <w:tabs>
+          <w:tab w:val="num" w:pos="2880"/>
+        </w:tabs>
+        <w:ind w:left="2880" w:hanging="360"/>
+      </w:pPr>
+    </w:lvl>
+    <w:lvl w:ilvl="4" w:tentative="1">
+      <w:start w:val="1"/>
+      <w:numFmt w:val="decimal"/>
+      <w:lvlText w:val="%5."/>
+      <w:lvlJc w:val="left"/>
+      <w:pPr>
+        <w:tabs>
+          <w:tab w:val="num" w:pos="3600"/>
+        </w:tabs>
+        <w:ind w:left="3600" w:hanging="360"/>
+      </w:pPr>
+    </w:lvl>
+    <w:lvl w:ilvl="5" w:tentative="1">
+      <w:start w:val="1"/>
+      <w:numFmt w:val="decimal"/>
+      <w:lvlText w:val="%6."/>
+      <w:lvlJc w:val="left"/>
+      <w:pPr>
+        <w:tabs>
+          <w:tab w:val="num" w:pos="4320"/>
+        </w:tabs>
+        <w:ind w:left="4320" w:hanging="360"/>
+      </w:pPr>
+    </w:lvl>
+    <w:lvl w:ilvl="6" w:tentative="1">
+      <w:start w:val="1"/>
+      <w:numFmt w:val="decimal"/>
+      <w:lvlText w:val="%7."/>
+      <w:lvlJc w:val="left"/>
+      <w:pPr>
+        <w:tabs>
+          <w:tab w:val="num" w:pos="5040"/>
+        </w:tabs>
+        <w:ind w:left="5040" w:hanging="360"/>
+      </w:pPr>
+    </w:lvl>
+    <w:lvl w:ilvl="7" w:tentative="1">
+      <w:start w:val="1"/>
+      <w:numFmt w:val="decimal"/>
+      <w:lvlText w:val="%8."/>
+      <w:lvlJc w:val="left"/>
+      <w:pPr>
+        <w:tabs>
+          <w:tab w:val="num" w:pos="5760"/>
+        </w:tabs>
+        <w:ind w:left="5760" w:hanging="360"/>
+      </w:pPr>
+    </w:lvl>
+    <w:lvl w:ilvl="8" w:tentative="1">
+      <w:start w:val="1"/>
+      <w:numFmt w:val="decimal"/>
+      <w:lvlText w:val="%9."/>
+      <w:lvlJc w:val="left"/>
+      <w:pPr>
+        <w:tabs>
+          <w:tab w:val="num" w:pos="6480"/>
+        </w:tabs>
+        <w:ind w:left="6480" w:hanging="360"/>
+      </w:pPr>
+    </w:lvl>
+  </w:abstractNum>
+  <w:num w:numId="1" w16cid:durableId="856239711">
+    <w:abstractNumId w:val="2"/>
+  </w:num>
+  <w:num w:numId="2" w16cid:durableId="530459072">
+    <w:abstractNumId w:val="4"/>
+  </w:num>
+  <w:num w:numId="3" w16cid:durableId="2133866344">
+    <w:abstractNumId w:val="7"/>
+  </w:num>
+  <w:num w:numId="4" w16cid:durableId="1451782490">
+    <w:abstractNumId w:val="6"/>
+  </w:num>
+  <w:num w:numId="5" w16cid:durableId="297801966">
+    <w:abstractNumId w:val="5"/>
+  </w:num>
+  <w:num w:numId="6" w16cid:durableId="1728265427">
+    <w:abstractNumId w:val="3"/>
+  </w:num>
+  <w:num w:numId="7" w16cid:durableId="215089168">
+    <w:abstractNumId w:val="1"/>
+  </w:num>
+  <w:num w:numId="8" w16cid:durableId="417022722">
+    <w:abstractNumId w:val="0"/>
+  </w:num>
+</w:numbering>
 </file>
 
 <file path=word/styles.xml><?xml version="1.0" encoding="utf-8"?>
@@ -686,7 +1822,6 @@
   <w:style w:type="character" w:default="1" w:styleId="Domylnaczcionkaakapitu">
     <w:name w:val="Default Paragraph Font"/>
     <w:uiPriority w:val="1"/>
-    <w:semiHidden/>
     <w:unhideWhenUsed/>
   </w:style>
   <w:style w:type="table" w:default="1" w:styleId="Standardowy">
